--- a/Slots/H027_宙斯 2500/文件/101027_Game Description.docx
+++ b/Slots/H027_宙斯 2500/文件/101027_Game Description.docx
@@ -2535,39 +2535,39 @@
           <w:sz w:val="24"/>
           <w:szCs w:val="24"/>
         </w:rPr>
-        <w:t>WHEN A FREE SPIN HAS BOTH A REGULAR-SYMBOL WIN AND [C2] / [C3] ON THE FINAL REELS, THE SUM OF THOSE VALUES IS ADDED TO THE CARRYING MULTIPLIER.</w:t>
-      </w:r>
-    </w:p>
-    <w:p>
-      <w:pPr>
-        <w:numPr>
-          <w:ilvl w:val="0"/>
-          <w:numId w:val="1"/>
-        </w:numPr>
-        <w:spacing w:line="300" w:lineRule="auto"/>
-      </w:pPr>
-      <w:r>
-        <w:rPr>
-          <w:sz w:val="24"/>
-          <w:szCs w:val="24"/>
-        </w:rPr>
-        <w:t>FREE SPINS WITH ONLY A [C1] WIN, OR WITH NO WIN, DO NOT ADD TO THE CARRYING MULTIPLIER.</w:t>
-      </w:r>
-    </w:p>
-    <w:p>
-      <w:pPr>
-        <w:numPr>
-          <w:ilvl w:val="0"/>
-          <w:numId w:val="1"/>
-        </w:numPr>
-        <w:spacing w:line="300" w:lineRule="auto"/>
-      </w:pPr>
-      <w:r>
-        <w:rPr>
-          <w:sz w:val="24"/>
-          <w:szCs w:val="24"/>
-        </w:rPr>
-        <w:t>THE CARRYING MULTIPLIER APPLIES ONLY ON A SPIN WHOSE OWN FINAL REELS CONTAIN [C2] / [C3]. IF A SPIN HAS A REGULAR-SYMBOL WIN BUT NO MULTIPLIER SYMBOL, IT IS PAID AT {1}X AND THE CARRYING MULTIPLIER IS KEPT, NOT RESET.</w:t>
+        <w:t>WHEN A FREE SPIN HAS BOTH A REGULAR-SYMBOL WIN AND [C2] / [C3] ON THE FINAL REELS, THE SUM OF THOSE VALUES IS ADDED TO THE ACCUMULATED MULTIPLIER.</w:t>
+      </w:r>
+    </w:p>
+    <w:p>
+      <w:pPr>
+        <w:numPr>
+          <w:ilvl w:val="0"/>
+          <w:numId w:val="1"/>
+        </w:numPr>
+        <w:spacing w:line="300" w:lineRule="auto"/>
+      </w:pPr>
+      <w:r>
+        <w:rPr>
+          <w:sz w:val="24"/>
+          <w:szCs w:val="24"/>
+        </w:rPr>
+        <w:t>FREE SPINS WITH ONLY A [C1] WIN, OR WITH NO WIN, DO NOT ADD TO THE ACCUMULATED MULTIPLIER.</w:t>
+      </w:r>
+    </w:p>
+    <w:p>
+      <w:pPr>
+        <w:numPr>
+          <w:ilvl w:val="0"/>
+          <w:numId w:val="1"/>
+        </w:numPr>
+        <w:spacing w:line="300" w:lineRule="auto"/>
+      </w:pPr>
+      <w:r>
+        <w:rPr>
+          <w:sz w:val="24"/>
+          <w:szCs w:val="24"/>
+        </w:rPr>
+        <w:t>THE ACCUMULATED MULTIPLIER APPLIES ONLY ON A SPIN WHOSE OWN FINAL REELS CONTAIN [C2] / [C3]. IF A SPIN HAS A REGULAR-SYMBOL WIN BUT NO MULTIPLIER SYMBOL, IT IS PAID AT {1}X AND THE ACCUMULATED MULTIPLIER IS KEPT, NOT RESET.</w:t>
       </w:r>
     </w:p>
     <w:p>
@@ -2599,7 +2599,7 @@
           <w:sz w:val="24"/>
           <w:szCs w:val="24"/>
         </w:rPr>
-        <w:t>THE CARRYING MULTIPLIER IS KEPT UNTIL THE FREE GAME FEATURE ENDS.</w:t>
+        <w:t>THE ACCUMULATED MULTIPLIER IS KEPT UNTIL THE FREE GAME FEATURE ENDS.</w:t>
       </w:r>
     </w:p>
     <w:p>

--- a/Slots/H027_宙斯 2500/文件/101027_Game Description.docx
+++ b/Slots/H027_宙斯 2500/文件/101027_Game Description.docx
@@ -1352,7 +1352,7 @@
           <w:sz w:val="24"/>
           <w:szCs w:val="24"/>
         </w:rPr>
-        <w:t>{4} / {5} / {6} [C1] PAY {3} / {5} / {100} × BET RESPECTIVELY. {3} [C1] DO NOT PAY.</w:t>
+        <w:t>{4} / {5} / {6} [C1] PAY {3X} / {5X} / {100X} BET RESPECTIVELY. {3} [C1] DO NOT PAY.</w:t>
       </w:r>
     </w:p>
     <w:p>
@@ -1425,7 +1425,7 @@
           <w:sz w:val="24"/>
           <w:szCs w:val="24"/>
         </w:rPr>
-        <w:t>[C3] IS UPGRADED BY ONE LEVEL AFTER EACH WINNING CASCADE, UP TO {2500}X PER SYMBOL.</w:t>
+        <w:t>[C3] IS UPGRADED BY ONE LEVEL AFTER EACH WINNING CASCADE, UP TO {2500X} PER SYMBOL.</w:t>
       </w:r>
     </w:p>
     <w:p>
@@ -1457,7 +1457,7 @@
           <w:sz w:val="24"/>
           <w:szCs w:val="24"/>
         </w:rPr>
-        <w:t>WHEN SEVERAL [C2]／[C3] APPEAR ON THE SAME FINAL REELS, THEIR VALUES ARE ADDED TOGETHER.</w:t>
+        <w:t>WHEN SEVERAL [C2] / [C3] APPEAR ON THE SAME FINAL REELS, THEIR VALUES ARE ADDED TOGETHER.</w:t>
       </w:r>
     </w:p>
     <w:p>
@@ -2446,7 +2446,7 @@
           <w:sz w:val="24"/>
           <w:szCs w:val="24"/>
         </w:rPr>
-        <w:t>IN THE FREE GAME FEATURE THE MULTIPLIERS ACCUMULATE.</w:t>
+        <w:t>IN THE FREE GAME FEATURE, THE MULTIPLIERS ACCUMULATE.</w:t>
       </w:r>
     </w:p>
     <w:p>
@@ -2503,7 +2503,7 @@
           <w:sz w:val="24"/>
           <w:szCs w:val="24"/>
         </w:rPr>
-        <w:t>DURING FREE GAME, {3} OR MORE [C1] WILL RETRIGGER ADDITIONAL {5} FREE SPINS.</w:t>
+        <w:t>DURING THE FREE GAME FEATURE, {3} OR MORE [C1] AWARD {5} ADDITIONAL FREE SPINS.</w:t>
       </w:r>
     </w:p>
     <w:p>
@@ -2567,7 +2567,7 @@
           <w:sz w:val="24"/>
           <w:szCs w:val="24"/>
         </w:rPr>
-        <w:t>THE ACCUMULATED MULTIPLIER APPLIES ONLY ON A SPIN WHOSE OWN FINAL REELS CONTAIN [C2] / [C3]. IF A SPIN HAS A REGULAR-SYMBOL WIN BUT NO MULTIPLIER SYMBOL, IT IS PAID AT {1}X AND THE ACCUMULATED MULTIPLIER IS KEPT, NOT RESET.</w:t>
+        <w:t>THE ACCUMULATED MULTIPLIER APPLIES ONLY TO A SPIN WHOSE OWN FINAL REELS CONTAIN [C2] / [C3]. IF A SPIN HAS A REGULAR-SYMBOL WIN BUT NO MULTIPLIER SYMBOL, IT IS PAID AT {1X} AND THE ACCUMULATED MULTIPLIER IS KEPT, NOT RESET.</w:t>
       </w:r>
     </w:p>
     <w:p>
@@ -2624,7 +2624,7 @@
           <w:sz w:val="24"/>
           <w:szCs w:val="24"/>
         </w:rPr>
-        <w:t>EXTRA BET COSTS {2} × THE BASE BET YOU SELECT.</w:t>
+        <w:t>EXTRA BET COSTS {2X} THE BASE BET YOU SELECT.</w:t>
       </w:r>
     </w:p>
     <w:p>
@@ -2681,7 +2681,7 @@
           <w:sz w:val="24"/>
           <w:szCs w:val="24"/>
         </w:rPr>
-        <w:t>BUY FEATURE CAN BE PURCHASED FOR {100}X TOTAL BET TO ENTER THE FREE GAME FEATURE DIRECTLY.</w:t>
+        <w:t>BUY FEATURE CAN BE PURCHASED FOR {100X} THE TOTAL BET TO ENTER THE FREE GAME FEATURE DIRECTLY.</w:t>
       </w:r>
     </w:p>
     <w:p>
@@ -2713,7 +2713,7 @@
           <w:sz w:val="24"/>
           <w:szCs w:val="24"/>
         </w:rPr>
-        <w:t>THE {4} [C1] ON THE ENTRY REELS PAY {3} × BET ACCORDING TO THE PAYTABLE.</w:t>
+        <w:t>THE {4} [C1] ON THE ENTRY REELS PAY {3X} BET ACCORDING TO THE PAYTABLE.</w:t>
       </w:r>
     </w:p>
     <w:p>
@@ -2770,23 +2770,23 @@
           <w:sz w:val="24"/>
           <w:szCs w:val="24"/>
         </w:rPr>
-        <w:t>OP JACKPOT FEATURE IS TRIGGERED RANDOMLY BY {1} OR MORE [C1] ON THE REELS.</w:t>
-      </w:r>
-    </w:p>
-    <w:p>
-      <w:pPr>
-        <w:numPr>
-          <w:ilvl w:val="0"/>
-          <w:numId w:val="1"/>
-        </w:numPr>
-        <w:spacing w:line="300" w:lineRule="auto"/>
-      </w:pPr>
-      <w:r>
-        <w:rPr>
-          <w:sz w:val="24"/>
-          <w:szCs w:val="24"/>
-        </w:rPr>
-        <w:t>DURING OP JACKPOT FEATURE, THERE ARE {12} [COIN] WHICH CONSIST OF [GRAND], [MAJOR], [MINOR], AND [MINI].</w:t>
+        <w:t>THE OP JACKPOT FEATURE IS TRIGGERED RANDOMLY BY {1} OR MORE [C1] ON THE REELS.</w:t>
+      </w:r>
+    </w:p>
+    <w:p>
+      <w:pPr>
+        <w:numPr>
+          <w:ilvl w:val="0"/>
+          <w:numId w:val="1"/>
+        </w:numPr>
+        <w:spacing w:line="300" w:lineRule="auto"/>
+      </w:pPr>
+      <w:r>
+        <w:rPr>
+          <w:sz w:val="24"/>
+          <w:szCs w:val="24"/>
+        </w:rPr>
+        <w:t>DURING THE OP JACKPOT FEATURE, THERE ARE {12} [COIN], WHICH CONSIST OF [GRAND], [MAJOR], [MINOR], AND [MINI].</w:t>
       </w:r>
     </w:p>
     <w:p>
@@ -2818,87 +2818,87 @@
           <w:sz w:val="24"/>
           <w:szCs w:val="24"/>
         </w:rPr>
-        <w:t>IF PLAYER GETS {3} SAME JACKPOT SYMBOLS WILL WIN THE JACKPOT AND CALCULATE THE TOTAL WIN.</w:t>
-      </w:r>
-    </w:p>
-    <w:p>
-      <w:pPr>
-        <w:numPr>
-          <w:ilvl w:val="0"/>
-          <w:numId w:val="1"/>
-        </w:numPr>
-        <w:spacing w:line="300" w:lineRule="auto"/>
-      </w:pPr>
-      <w:r>
-        <w:rPr>
-          <w:sz w:val="24"/>
-          <w:szCs w:val="24"/>
-        </w:rPr>
-        <w:t>[GRAND] IS LINKED PROGRESSIVE JACKPOT. IF THE SINGLE GAME BET OPTION IS {2.00} OR ABOVE, [GRAND] WILL BE UNLOCKED.</w:t>
-      </w:r>
-    </w:p>
-    <w:p>
-      <w:pPr>
-        <w:numPr>
-          <w:ilvl w:val="0"/>
-          <w:numId w:val="1"/>
-        </w:numPr>
-        <w:spacing w:line="300" w:lineRule="auto"/>
-      </w:pPr>
-      <w:r>
-        <w:rPr>
-          <w:sz w:val="24"/>
-          <w:szCs w:val="24"/>
-        </w:rPr>
-        <w:t>[MAJOR] IS LINKED PROGRESSIVE JACKPOT. IF THE SINGLE GAME BET OPTION IS {2.00} OR ABOVE, [MAJOR] WILL BE UNLOCKED.</w:t>
-      </w:r>
-    </w:p>
-    <w:p>
-      <w:pPr>
-        <w:numPr>
-          <w:ilvl w:val="0"/>
-          <w:numId w:val="1"/>
-        </w:numPr>
-        <w:spacing w:line="300" w:lineRule="auto"/>
-      </w:pPr>
-      <w:r>
-        <w:rPr>
-          <w:sz w:val="24"/>
-          <w:szCs w:val="24"/>
-        </w:rPr>
-        <w:t>[MINOR] WILL CHANGE IF THE PLAYER SELECTS DIFFERENT BET OPTION.</w:t>
-      </w:r>
-    </w:p>
-    <w:p>
-      <w:pPr>
-        <w:numPr>
-          <w:ilvl w:val="0"/>
-          <w:numId w:val="1"/>
-        </w:numPr>
-        <w:spacing w:line="300" w:lineRule="auto"/>
-      </w:pPr>
-      <w:r>
-        <w:rPr>
-          <w:sz w:val="24"/>
-          <w:szCs w:val="24"/>
-        </w:rPr>
-        <w:t>[MINI] WILL CHANGE IF THE PLAYER SELECTS DIFFERENT BET OPTION.</w:t>
-      </w:r>
-    </w:p>
-    <w:p>
-      <w:pPr>
-        <w:numPr>
-          <w:ilvl w:val="0"/>
-          <w:numId w:val="1"/>
-        </w:numPr>
-        <w:spacing w:line="300" w:lineRule="auto"/>
-      </w:pPr>
-      <w:r>
-        <w:rPr>
-          <w:sz w:val="24"/>
-          <w:szCs w:val="24"/>
-        </w:rPr>
-        <w:t>THE HIGHER BET, THE HIGHER CHANCES TO TRIGGER OP JACKPOT FEATURE.</w:t>
+        <w:t>IF THE PLAYER REVEALS {3} OF THE SAME JACKPOT SYMBOL, THE PLAYER WINS THAT JACKPOT AND IT IS ADDED TO THE TOTAL WIN.</w:t>
+      </w:r>
+    </w:p>
+    <w:p>
+      <w:pPr>
+        <w:numPr>
+          <w:ilvl w:val="0"/>
+          <w:numId w:val="1"/>
+        </w:numPr>
+        <w:spacing w:line="300" w:lineRule="auto"/>
+      </w:pPr>
+      <w:r>
+        <w:rPr>
+          <w:sz w:val="24"/>
+          <w:szCs w:val="24"/>
+        </w:rPr>
+        <w:t>[GRAND] IS A LINKED PROGRESSIVE JACKPOT. IF THE SINGLE GAME BET OPTION IS {2.00} OR ABOVE, [GRAND] WILL BE UNLOCKED.</w:t>
+      </w:r>
+    </w:p>
+    <w:p>
+      <w:pPr>
+        <w:numPr>
+          <w:ilvl w:val="0"/>
+          <w:numId w:val="1"/>
+        </w:numPr>
+        <w:spacing w:line="300" w:lineRule="auto"/>
+      </w:pPr>
+      <w:r>
+        <w:rPr>
+          <w:sz w:val="24"/>
+          <w:szCs w:val="24"/>
+        </w:rPr>
+        <w:t>[MAJOR] IS A LINKED PROGRESSIVE JACKPOT. IF THE SINGLE GAME BET OPTION IS {2.00} OR ABOVE, [MAJOR] WILL BE UNLOCKED.</w:t>
+      </w:r>
+    </w:p>
+    <w:p>
+      <w:pPr>
+        <w:numPr>
+          <w:ilvl w:val="0"/>
+          <w:numId w:val="1"/>
+        </w:numPr>
+        <w:spacing w:line="300" w:lineRule="auto"/>
+      </w:pPr>
+      <w:r>
+        <w:rPr>
+          <w:sz w:val="24"/>
+          <w:szCs w:val="24"/>
+        </w:rPr>
+        <w:t>[MINOR] WILL CHANGE IF THE PLAYER SELECTS A DIFFERENT BET OPTION.</w:t>
+      </w:r>
+    </w:p>
+    <w:p>
+      <w:pPr>
+        <w:numPr>
+          <w:ilvl w:val="0"/>
+          <w:numId w:val="1"/>
+        </w:numPr>
+        <w:spacing w:line="300" w:lineRule="auto"/>
+      </w:pPr>
+      <w:r>
+        <w:rPr>
+          <w:sz w:val="24"/>
+          <w:szCs w:val="24"/>
+        </w:rPr>
+        <w:t>[MINI] WILL CHANGE IF THE PLAYER SELECTS A DIFFERENT BET OPTION.</w:t>
+      </w:r>
+    </w:p>
+    <w:p>
+      <w:pPr>
+        <w:numPr>
+          <w:ilvl w:val="0"/>
+          <w:numId w:val="1"/>
+        </w:numPr>
+        <w:spacing w:line="300" w:lineRule="auto"/>
+      </w:pPr>
+      <w:r>
+        <w:rPr>
+          <w:sz w:val="24"/>
+          <w:szCs w:val="24"/>
+        </w:rPr>
+        <w:t>THE HIGHER THE BET, THE HIGHER THE CHANCE TO TRIGGER THE OP JACKPOT FEATURE.</w:t>
       </w:r>
     </w:p>
     <w:p>
@@ -2955,7 +2955,7 @@
           <w:sz w:val="24"/>
           <w:szCs w:val="24"/>
         </w:rPr>
-        <w:t>A REGULAR SYMBOL WIN IS CALCULATED AS THE PAYTABLE VALUE × BET.</w:t>
+        <w:t>A REGULAR SYMBOL WIN IS PAID AT THE PAYTABLE MULTIPLIER OF THE BET.</w:t>
       </w:r>
     </w:p>
     <w:p>
@@ -2996,23 +2996,23 @@
           <w:sz w:val="24"/>
           <w:szCs w:val="24"/>
         </w:rPr>
-        <w:t>SELECT BET OPTION YOU WISH TO PLAY.</w:t>
-      </w:r>
-    </w:p>
-    <w:p>
-      <w:pPr>
-        <w:numPr>
-          <w:ilvl w:val="0"/>
-          <w:numId w:val="1"/>
-        </w:numPr>
-        <w:spacing w:line="300" w:lineRule="auto"/>
-      </w:pPr>
-      <w:r>
-        <w:rPr>
-          <w:sz w:val="24"/>
-          <w:szCs w:val="24"/>
-        </w:rPr>
-        <w:t>ALL WINS ARE MULTIPLIED BY BET OPTION EXCEPT PROGRESSIVES BONUSES.</w:t>
+        <w:t>SELECT THE BET OPTION YOU WISH TO PLAY.</w:t>
+      </w:r>
+    </w:p>
+    <w:p>
+      <w:pPr>
+        <w:numPr>
+          <w:ilvl w:val="0"/>
+          <w:numId w:val="1"/>
+        </w:numPr>
+        <w:spacing w:line="300" w:lineRule="auto"/>
+      </w:pPr>
+      <w:r>
+        <w:rPr>
+          <w:sz w:val="24"/>
+          <w:szCs w:val="24"/>
+        </w:rPr>
+        <w:t>ALL WINS ARE MULTIPLIED BY THE BET OPTION EXCEPT PROGRESSIVE BONUSES.</w:t>
       </w:r>
     </w:p>
     <w:p>

--- a/Slots/H027_宙斯 2500/文件/101027_Game Description.docx
+++ b/Slots/H027_宙斯 2500/文件/101027_Game Description.docx
@@ -1352,7 +1352,7 @@
           <w:sz w:val="24"/>
           <w:szCs w:val="24"/>
         </w:rPr>
-        <w:t>{4} / {5} / {6} [C1] PAY {3X} / {5X} / {100X} BET RESPECTIVELY. {3} [C1] DO NOT PAY.</w:t>
+        <w:t>{4} / {5} / {6} [C1] PAY {3}X / {5}X / {100}X BET RESPECTIVELY. {3} [C1] DO NOT PAY.</w:t>
       </w:r>
     </w:p>
     <w:p>
@@ -1409,6 +1409,22 @@
           <w:sz w:val="24"/>
           <w:szCs w:val="24"/>
         </w:rPr>
+        <w:t>WHEN [C2] OR [C3] APPEARS, A RANDOM MULTIPLIER WILL BE APPLIED, INCLUDING VALUES SUCH AS {2}X, {3}X, {4}X, {5}X, {6}X, {8}X, {10}X, {12}X, {15}X, {20}X, {25}X, {50}X, {100}X, {250}X, {500}X, {1000}X OR {2500}X.</w:t>
+      </w:r>
+    </w:p>
+    <w:p>
+      <w:pPr>
+        <w:numPr>
+          <w:ilvl w:val="0"/>
+          <w:numId w:val="1"/>
+        </w:numPr>
+        <w:spacing w:line="300" w:lineRule="auto"/>
+      </w:pPr>
+      <w:r>
+        <w:rPr>
+          <w:sz w:val="24"/>
+          <w:szCs w:val="24"/>
+        </w:rPr>
         <w:t>[C2] KEEPS THE VALUE IT APPEARS WITH.</w:t>
       </w:r>
     </w:p>
@@ -1425,7 +1441,7 @@
           <w:sz w:val="24"/>
           <w:szCs w:val="24"/>
         </w:rPr>
-        <w:t>[C3] IS UPGRADED BY ONE LEVEL AFTER EACH WINNING CASCADE, UP TO {2500X} PER SYMBOL.</w:t>
+        <w:t>[C3] IS UPGRADED BY ONE LEVEL AFTER EACH WINNING CASCADE, UP TO {2500}X PER SYMBOL.</w:t>
       </w:r>
     </w:p>
     <w:p>
@@ -2567,7 +2583,7 @@
           <w:sz w:val="24"/>
           <w:szCs w:val="24"/>
         </w:rPr>
-        <w:t>THE ACCUMULATED MULTIPLIER APPLIES ONLY TO A SPIN WHOSE OWN FINAL REELS CONTAIN [C2] / [C3]. IF A SPIN HAS A REGULAR-SYMBOL WIN BUT NO MULTIPLIER SYMBOL, IT IS PAID AT {1X} AND THE ACCUMULATED MULTIPLIER IS KEPT, NOT RESET.</w:t>
+        <w:t>THE ACCUMULATED MULTIPLIER APPLIES ONLY TO A SPIN WHOSE OWN FINAL REELS CONTAIN [C2] / [C3]. IF A SPIN HAS A REGULAR-SYMBOL WIN BUT NO MULTIPLIER SYMBOL, IT IS PAID AT {1}X AND THE ACCUMULATED MULTIPLIER IS KEPT, NOT RESET.</w:t>
       </w:r>
     </w:p>
     <w:p>
@@ -2624,7 +2640,7 @@
           <w:sz w:val="24"/>
           <w:szCs w:val="24"/>
         </w:rPr>
-        <w:t>EXTRA BET COSTS {2X} THE BASE BET YOU SELECT.</w:t>
+        <w:t>EXTRA BET COSTS {2}X THE BASE BET YOU SELECT.</w:t>
       </w:r>
     </w:p>
     <w:p>
@@ -2681,7 +2697,7 @@
           <w:sz w:val="24"/>
           <w:szCs w:val="24"/>
         </w:rPr>
-        <w:t>BUY FEATURE CAN BE PURCHASED FOR {100X} THE TOTAL BET TO ENTER THE FREE GAME FEATURE DIRECTLY.</w:t>
+        <w:t>BUY FEATURE CAN BE PURCHASED FOR {100}X THE TOTAL BET TO ENTER THE FREE GAME FEATURE DIRECTLY.</w:t>
       </w:r>
     </w:p>
     <w:p>
@@ -2713,7 +2729,7 @@
           <w:sz w:val="24"/>
           <w:szCs w:val="24"/>
         </w:rPr>
-        <w:t>THE {4} [C1] ON THE ENTRY REELS PAY {3X} BET ACCORDING TO THE PAYTABLE.</w:t>
+        <w:t>THE {4} [C1] ON THE ENTRY REELS PAY {3}X BET ACCORDING TO THE PAYTABLE.</w:t>
       </w:r>
     </w:p>
     <w:p>
